--- a/jobsheet-10/Laporan Praktikum Pemograman Web.docx
+++ b/jobsheet-10/Laporan Praktikum Pemograman Web.docx
@@ -450,6 +450,38 @@
         <w:rPr>
           <w:rFonts w:ascii="Times New Roman" w:hAnsi="Times New Roman" w:cs="Times New Roman"/>
           <w:szCs w:val="24"/>
+        </w:rPr>
+      </w:pPr>
+      <w:r>
+        <w:rPr>
+          <w:rFonts w:ascii="Times New Roman" w:hAnsi="Times New Roman" w:cs="Times New Roman"/>
+          <w:szCs w:val="24"/>
+        </w:rPr>
+        <w:t>Link Git Hub :</w:t>
+      </w:r>
+    </w:p>
+    <w:p>
+      <w:pPr>
+        <w:jc w:val="center"/>
+        <w:rPr>
+          <w:rFonts w:ascii="Times New Roman" w:hAnsi="Times New Roman" w:cs="Times New Roman"/>
+          <w:szCs w:val="24"/>
+        </w:rPr>
+      </w:pPr>
+      <w:r>
+        <w:rPr>
+          <w:rFonts w:ascii="Times New Roman" w:hAnsi="Times New Roman" w:cs="Times New Roman"/>
+          <w:szCs w:val="24"/>
+        </w:rPr>
+        <w:t>https://github.com/MuhammadRamdhaniAriyadin/Pemrograman-Web</w:t>
+      </w:r>
+    </w:p>
+    <w:p>
+      <w:pPr>
+        <w:jc w:val="center"/>
+        <w:rPr>
+          <w:rFonts w:ascii="Times New Roman" w:hAnsi="Times New Roman" w:cs="Times New Roman"/>
+          <w:szCs w:val="24"/>
           <w:lang w:val="en-US"/>
         </w:rPr>
       </w:pPr>
@@ -501,7 +533,6 @@
           <w:bCs/>
           <w:szCs w:val="24"/>
         </w:rPr>
-        <w:lastRenderedPageBreak/>
         <w:t>JOBSHET 10</w:t>
       </w:r>
     </w:p>
@@ -588,9 +619,9 @@
           <w:szCs w:val="24"/>
         </w:rPr>
         <w:drawing>
-          <wp:inline distT="0" distB="0" distL="0" distR="0" wp14:anchorId="0A01A833" wp14:editId="5B454675">
-            <wp:extent cx="5731510" cy="1717040"/>
-            <wp:effectExtent l="0" t="0" r="2540" b="0"/>
+          <wp:inline distT="0" distB="0" distL="0" distR="0" wp14:anchorId="0A01A833" wp14:editId="404FAE96">
+            <wp:extent cx="5106572" cy="1529822"/>
+            <wp:effectExtent l="0" t="0" r="0" b="0"/>
             <wp:docPr id="1" name="Picture 1"/>
             <wp:cNvGraphicFramePr>
               <a:graphicFrameLocks xmlns:a="http://schemas.openxmlformats.org/drawingml/2006/main" noChangeAspect="1"/>
@@ -611,7 +642,7 @@
                   <pic:spPr>
                     <a:xfrm>
                       <a:off x="0" y="0"/>
-                      <a:ext cx="5731510" cy="1717040"/>
+                      <a:ext cx="5116800" cy="1532886"/>
                     </a:xfrm>
                     <a:prstGeom prst="rect">
                       <a:avLst/>
@@ -740,9 +771,9 @@
           <w:szCs w:val="24"/>
         </w:rPr>
         <w:drawing>
-          <wp:inline distT="0" distB="0" distL="0" distR="0" wp14:anchorId="577B521D" wp14:editId="43034270">
-            <wp:extent cx="5731510" cy="2107565"/>
-            <wp:effectExtent l="114300" t="114300" r="116840" b="140335"/>
+          <wp:inline distT="0" distB="0" distL="0" distR="0" wp14:anchorId="577B521D" wp14:editId="48B5FE74">
+            <wp:extent cx="5083712" cy="1869360"/>
+            <wp:effectExtent l="133350" t="114300" r="136525" b="169545"/>
             <wp:docPr id="2" name="Picture 2"/>
             <wp:cNvGraphicFramePr>
               <a:graphicFrameLocks xmlns:a="http://schemas.openxmlformats.org/drawingml/2006/main" noChangeAspect="1"/>
@@ -763,7 +794,7 @@
                   <pic:spPr>
                     <a:xfrm>
                       <a:off x="0" y="0"/>
-                      <a:ext cx="5731510" cy="2107565"/>
+                      <a:ext cx="5119136" cy="1882386"/>
                     </a:xfrm>
                     <a:prstGeom prst="rect">
                       <a:avLst/>
@@ -825,15 +856,6 @@
         </w:rPr>
         <w:t>Data TIDAK terhapus. Pengguna diarahkan kembali ke list.php dengan pesan error: "Akses ditolak! Hanya Admin yang diperbolehkan menghapus anggota."</w:t>
       </w:r>
-    </w:p>
-    <w:p>
-      <w:pPr>
-        <w:pStyle w:val="ListParagraph"/>
-        <w:rPr>
-          <w:rFonts w:ascii="Times New Roman" w:hAnsi="Times New Roman" w:cs="Times New Roman"/>
-          <w:szCs w:val="24"/>
-        </w:rPr>
-      </w:pPr>
     </w:p>
     <w:p>
       <w:pPr>
@@ -2285,6 +2307,156 @@
     <w:p>
       <w:pPr>
         <w:pStyle w:val="ListParagraph"/>
+        <w:ind w:left="1800"/>
+        <w:rPr>
+          <w:rFonts w:ascii="Times New Roman" w:hAnsi="Times New Roman" w:cs="Times New Roman"/>
+          <w:szCs w:val="24"/>
+        </w:rPr>
+      </w:pPr>
+    </w:p>
+    <w:p>
+      <w:pPr>
+        <w:pStyle w:val="ListParagraph"/>
+        <w:ind w:left="1800"/>
+        <w:rPr>
+          <w:rFonts w:ascii="Times New Roman" w:hAnsi="Times New Roman" w:cs="Times New Roman"/>
+          <w:szCs w:val="24"/>
+        </w:rPr>
+      </w:pPr>
+    </w:p>
+    <w:p>
+      <w:pPr>
+        <w:pStyle w:val="ListParagraph"/>
+        <w:ind w:left="1800"/>
+        <w:rPr>
+          <w:rFonts w:ascii="Times New Roman" w:hAnsi="Times New Roman" w:cs="Times New Roman"/>
+          <w:szCs w:val="24"/>
+        </w:rPr>
+      </w:pPr>
+    </w:p>
+    <w:p>
+      <w:pPr>
+        <w:pStyle w:val="ListParagraph"/>
+        <w:ind w:left="1800"/>
+        <w:rPr>
+          <w:rFonts w:ascii="Times New Roman" w:hAnsi="Times New Roman" w:cs="Times New Roman"/>
+          <w:szCs w:val="24"/>
+        </w:rPr>
+      </w:pPr>
+    </w:p>
+    <w:p>
+      <w:pPr>
+        <w:pStyle w:val="ListParagraph"/>
+        <w:ind w:left="1800"/>
+        <w:rPr>
+          <w:rFonts w:ascii="Times New Roman" w:hAnsi="Times New Roman" w:cs="Times New Roman"/>
+          <w:szCs w:val="24"/>
+        </w:rPr>
+      </w:pPr>
+    </w:p>
+    <w:p>
+      <w:pPr>
+        <w:pStyle w:val="ListParagraph"/>
+        <w:ind w:left="1800"/>
+        <w:rPr>
+          <w:rFonts w:ascii="Times New Roman" w:hAnsi="Times New Roman" w:cs="Times New Roman"/>
+          <w:szCs w:val="24"/>
+        </w:rPr>
+      </w:pPr>
+    </w:p>
+    <w:p>
+      <w:pPr>
+        <w:pStyle w:val="ListParagraph"/>
+        <w:ind w:left="1800"/>
+        <w:rPr>
+          <w:rFonts w:ascii="Times New Roman" w:hAnsi="Times New Roman" w:cs="Times New Roman"/>
+          <w:szCs w:val="24"/>
+        </w:rPr>
+      </w:pPr>
+    </w:p>
+    <w:p>
+      <w:pPr>
+        <w:pStyle w:val="ListParagraph"/>
+        <w:ind w:left="1800"/>
+        <w:rPr>
+          <w:rFonts w:ascii="Times New Roman" w:hAnsi="Times New Roman" w:cs="Times New Roman"/>
+          <w:szCs w:val="24"/>
+        </w:rPr>
+      </w:pPr>
+    </w:p>
+    <w:p>
+      <w:pPr>
+        <w:pStyle w:val="ListParagraph"/>
+        <w:ind w:left="1800"/>
+        <w:rPr>
+          <w:rFonts w:ascii="Times New Roman" w:hAnsi="Times New Roman" w:cs="Times New Roman"/>
+          <w:szCs w:val="24"/>
+        </w:rPr>
+      </w:pPr>
+    </w:p>
+    <w:p>
+      <w:pPr>
+        <w:pStyle w:val="ListParagraph"/>
+        <w:ind w:left="1800"/>
+        <w:rPr>
+          <w:rFonts w:ascii="Times New Roman" w:hAnsi="Times New Roman" w:cs="Times New Roman"/>
+          <w:szCs w:val="24"/>
+        </w:rPr>
+      </w:pPr>
+    </w:p>
+    <w:p>
+      <w:pPr>
+        <w:pStyle w:val="ListParagraph"/>
+        <w:ind w:left="1800"/>
+        <w:rPr>
+          <w:rFonts w:ascii="Times New Roman" w:hAnsi="Times New Roman" w:cs="Times New Roman"/>
+          <w:szCs w:val="24"/>
+        </w:rPr>
+      </w:pPr>
+    </w:p>
+    <w:p>
+      <w:pPr>
+        <w:pStyle w:val="ListParagraph"/>
+        <w:ind w:left="1800"/>
+        <w:rPr>
+          <w:rFonts w:ascii="Times New Roman" w:hAnsi="Times New Roman" w:cs="Times New Roman"/>
+          <w:szCs w:val="24"/>
+        </w:rPr>
+      </w:pPr>
+    </w:p>
+    <w:p>
+      <w:pPr>
+        <w:pStyle w:val="ListParagraph"/>
+        <w:ind w:left="1800"/>
+        <w:rPr>
+          <w:rFonts w:ascii="Times New Roman" w:hAnsi="Times New Roman" w:cs="Times New Roman"/>
+          <w:szCs w:val="24"/>
+        </w:rPr>
+      </w:pPr>
+    </w:p>
+    <w:p>
+      <w:pPr>
+        <w:pStyle w:val="ListParagraph"/>
+        <w:ind w:left="1800"/>
+        <w:rPr>
+          <w:rFonts w:ascii="Times New Roman" w:hAnsi="Times New Roman" w:cs="Times New Roman"/>
+          <w:szCs w:val="24"/>
+        </w:rPr>
+      </w:pPr>
+    </w:p>
+    <w:p>
+      <w:pPr>
+        <w:pStyle w:val="ListParagraph"/>
+        <w:ind w:left="1800"/>
+        <w:rPr>
+          <w:rFonts w:ascii="Times New Roman" w:hAnsi="Times New Roman" w:cs="Times New Roman"/>
+          <w:szCs w:val="24"/>
+        </w:rPr>
+      </w:pPr>
+    </w:p>
+    <w:p>
+      <w:pPr>
+        <w:pStyle w:val="ListParagraph"/>
         <w:numPr>
           <w:ilvl w:val="0"/>
           <w:numId w:val="1"/>
@@ -2303,6 +2475,7 @@
           <w:bCs/>
           <w:szCs w:val="24"/>
         </w:rPr>
+        <w:lastRenderedPageBreak/>
         <w:t>Batasi Percobaan Login yang Gagal (Mencegah Brute-Force)</w:t>
       </w:r>
     </w:p>
@@ -2381,7 +2554,6 @@
           <w:noProof/>
           <w:szCs w:val="24"/>
         </w:rPr>
-        <w:lastRenderedPageBreak/>
         <w:drawing>
           <wp:inline distT="0" distB="0" distL="0" distR="0" wp14:anchorId="5E22AFF2" wp14:editId="15A2A24C">
             <wp:extent cx="5118100" cy="1122171"/>
@@ -2613,6 +2785,7 @@
           <w:noProof/>
           <w14:ligatures w14:val="none"/>
         </w:rPr>
+        <w:lastRenderedPageBreak/>
         <w:drawing>
           <wp:inline distT="0" distB="0" distL="0" distR="0" wp14:anchorId="51A921EB" wp14:editId="431D369B">
             <wp:extent cx="3359150" cy="1252752"/>
@@ -2712,27 +2885,13 @@
           <w:rFonts w:ascii="Times New Roman" w:hAnsi="Times New Roman" w:cs="Times New Roman"/>
           <w:szCs w:val="24"/>
         </w:rPr>
-        <w:t xml:space="preserve">Pembatasan Percobaan Login yang Gagal (Mencegah Brute-Force): Telah diimplementasikan fitur pembatasan percobaan login berbasis Session untuk mengantisipasi serangan brute-force pada halaman autentikasi. Sistem menghitung akumulasi kegagalan autentikasi berdasarkan username melalui $_SESSION['login_attempts']. Apabila pengguna mengalami kegagalan login sebanyak 3 kali berturut-turut, sistem akan menetapkan durasi pemblokiran </w:t>
-      </w:r>
-      <w:r>
-        <w:rPr>
-          <w:rFonts w:ascii="Times New Roman" w:hAnsi="Times New Roman" w:cs="Times New Roman"/>
-          <w:szCs w:val="24"/>
-        </w:rPr>
-        <w:lastRenderedPageBreak/>
-        <w:t>(lockout time) selama 5 menit (300 detik). Selama masa kunci aktif, formulir login akan disembunyikan dan sistem menampilkan notifikasi penolakan akses beserta durasi sisa waktu tunggu.</w:t>
-      </w:r>
-    </w:p>
-    <w:p>
-      <w:pPr>
-        <w:rPr>
-          <w:rFonts w:ascii="Times New Roman" w:hAnsi="Times New Roman" w:cs="Times New Roman"/>
-          <w:szCs w:val="24"/>
-        </w:rPr>
-      </w:pPr>
-    </w:p>
-    <w:p>
-      <w:pPr>
+        <w:t>Pembatasan Percobaan Login yang Gagal (Mencegah Brute-Force): Telah diimplementasikan fitur pembatasan percobaan login berbasis Session untuk mengantisipasi serangan brute-force pada halaman autentikasi. Sistem menghitung akumulasi kegagalan autentikasi berdasarkan username melalui $_SESSION['login_attempts']. Apabila pengguna mengalami kegagalan login sebanyak 3 kali berturut-turut, sistem akan menetapkan durasi pemblokiran (lockout time) selama 5 menit (300 detik). Selama masa kunci aktif, formulir login akan disembunyikan dan sistem menampilkan notifikasi penolakan akses beserta durasi sisa waktu tunggu.</w:t>
+      </w:r>
+    </w:p>
+    <w:p>
+      <w:pPr>
+        <w:pStyle w:val="ListParagraph"/>
+        <w:ind w:left="1440"/>
         <w:rPr>
           <w:rFonts w:ascii="Times New Roman" w:hAnsi="Times New Roman" w:cs="Times New Roman"/>
           <w:szCs w:val="24"/>
@@ -2938,6 +3097,26 @@
     <w:p>
       <w:pPr>
         <w:pStyle w:val="ListParagraph"/>
+        <w:ind w:left="1800"/>
+        <w:rPr>
+          <w:rFonts w:ascii="Times New Roman" w:hAnsi="Times New Roman" w:cs="Times New Roman"/>
+          <w:szCs w:val="24"/>
+        </w:rPr>
+      </w:pPr>
+    </w:p>
+    <w:p>
+      <w:pPr>
+        <w:pStyle w:val="ListParagraph"/>
+        <w:ind w:left="1800"/>
+        <w:rPr>
+          <w:rFonts w:ascii="Times New Roman" w:hAnsi="Times New Roman" w:cs="Times New Roman"/>
+          <w:szCs w:val="24"/>
+        </w:rPr>
+      </w:pPr>
+    </w:p>
+    <w:p>
+      <w:pPr>
+        <w:pStyle w:val="ListParagraph"/>
         <w:numPr>
           <w:ilvl w:val="0"/>
           <w:numId w:val="11"/>
@@ -2952,6 +3131,7 @@
           <w:rFonts w:ascii="Times New Roman" w:hAnsi="Times New Roman" w:cs="Times New Roman"/>
           <w:szCs w:val="24"/>
         </w:rPr>
+        <w:lastRenderedPageBreak/>
         <w:t xml:space="preserve">Ulangi memasukkan password yang salah hingga total 3 kali percobaan. </w:t>
       </w:r>
     </w:p>
@@ -3067,54 +3247,6 @@
     </w:p>
     <w:p>
       <w:pPr>
-        <w:rPr>
-          <w:rFonts w:ascii="Times New Roman" w:hAnsi="Times New Roman" w:cs="Times New Roman"/>
-          <w:szCs w:val="24"/>
-        </w:rPr>
-      </w:pPr>
-    </w:p>
-    <w:p>
-      <w:pPr>
-        <w:rPr>
-          <w:rFonts w:ascii="Times New Roman" w:hAnsi="Times New Roman" w:cs="Times New Roman"/>
-          <w:szCs w:val="24"/>
-        </w:rPr>
-      </w:pPr>
-    </w:p>
-    <w:p>
-      <w:pPr>
-        <w:rPr>
-          <w:rFonts w:ascii="Times New Roman" w:hAnsi="Times New Roman" w:cs="Times New Roman"/>
-          <w:szCs w:val="24"/>
-        </w:rPr>
-      </w:pPr>
-    </w:p>
-    <w:p>
-      <w:pPr>
-        <w:rPr>
-          <w:rFonts w:ascii="Times New Roman" w:hAnsi="Times New Roman" w:cs="Times New Roman"/>
-          <w:szCs w:val="24"/>
-        </w:rPr>
-      </w:pPr>
-    </w:p>
-    <w:p>
-      <w:pPr>
-        <w:rPr>
-          <w:rFonts w:ascii="Times New Roman" w:hAnsi="Times New Roman" w:cs="Times New Roman"/>
-          <w:szCs w:val="24"/>
-        </w:rPr>
-      </w:pPr>
-    </w:p>
-    <w:p>
-      <w:pPr>
-        <w:rPr>
-          <w:rFonts w:ascii="Times New Roman" w:hAnsi="Times New Roman" w:cs="Times New Roman"/>
-          <w:szCs w:val="24"/>
-        </w:rPr>
-      </w:pPr>
-    </w:p>
-    <w:p>
-      <w:pPr>
         <w:pStyle w:val="ListParagraph"/>
         <w:numPr>
           <w:ilvl w:val="0"/>
@@ -3408,6 +3540,7 @@
           <w:rFonts w:ascii="Times New Roman" w:hAnsi="Times New Roman" w:cs="Times New Roman"/>
           <w:szCs w:val="24"/>
         </w:rPr>
+        <w:lastRenderedPageBreak/>
         <w:t>Hasil yang Diamati:</w:t>
       </w:r>
     </w:p>
@@ -3426,7 +3559,6 @@
           <w:noProof/>
           <w:szCs w:val="24"/>
         </w:rPr>
-        <w:lastRenderedPageBreak/>
         <w:drawing>
           <wp:inline distT="0" distB="0" distL="0" distR="0" wp14:anchorId="40EF4ECA" wp14:editId="233B0781">
             <wp:extent cx="4220210" cy="2777315"/>
@@ -3755,7 +3887,6 @@
           <w:bCs/>
           <w:szCs w:val="24"/>
         </w:rPr>
-        <w:lastRenderedPageBreak/>
         <w:t>JOBSHEET 11</w:t>
       </w:r>
     </w:p>
@@ -4035,26 +4166,6 @@
     <w:p>
       <w:pPr>
         <w:pStyle w:val="ListParagraph"/>
-        <w:ind w:left="1440"/>
-        <w:rPr>
-          <w:rFonts w:ascii="Times New Roman" w:hAnsi="Times New Roman" w:cs="Times New Roman"/>
-          <w:szCs w:val="24"/>
-        </w:rPr>
-      </w:pPr>
-    </w:p>
-    <w:p>
-      <w:pPr>
-        <w:pStyle w:val="ListParagraph"/>
-        <w:ind w:left="1440"/>
-        <w:rPr>
-          <w:rFonts w:ascii="Times New Roman" w:hAnsi="Times New Roman" w:cs="Times New Roman"/>
-          <w:szCs w:val="24"/>
-        </w:rPr>
-      </w:pPr>
-    </w:p>
-    <w:p>
-      <w:pPr>
-        <w:pStyle w:val="ListParagraph"/>
         <w:numPr>
           <w:ilvl w:val="0"/>
           <w:numId w:val="3"/>
@@ -4126,7 +4237,7 @@
           <w:szCs w:val="24"/>
         </w:rPr>
         <w:drawing>
-          <wp:inline distT="0" distB="0" distL="0" distR="0" wp14:anchorId="19598719" wp14:editId="3403F9A7">
+          <wp:inline distT="0" distB="0" distL="0" distR="0" wp14:anchorId="19598719" wp14:editId="7FF170A6">
             <wp:extent cx="5351682" cy="2340842"/>
             <wp:effectExtent l="19050" t="19050" r="20955" b="21590"/>
             <wp:docPr id="30" name="Picture 30"/>
@@ -4149,7 +4260,7 @@
                   <pic:spPr>
                     <a:xfrm>
                       <a:off x="0" y="0"/>
-                      <a:ext cx="5360044" cy="2344499"/>
+                      <a:ext cx="5351682" cy="2340842"/>
                     </a:xfrm>
                     <a:prstGeom prst="rect">
                       <a:avLst/>
@@ -4335,6 +4446,16 @@
     <w:p>
       <w:pPr>
         <w:pStyle w:val="ListParagraph"/>
+        <w:ind w:left="1440"/>
+        <w:rPr>
+          <w:rFonts w:ascii="Times New Roman" w:hAnsi="Times New Roman" w:cs="Times New Roman"/>
+          <w:szCs w:val="24"/>
+        </w:rPr>
+      </w:pPr>
+    </w:p>
+    <w:p>
+      <w:pPr>
+        <w:pStyle w:val="ListParagraph"/>
         <w:numPr>
           <w:ilvl w:val="0"/>
           <w:numId w:val="12"/>
@@ -4401,10 +4522,10 @@
           <w:szCs w:val="24"/>
         </w:rPr>
         <w:drawing>
-          <wp:inline distT="0" distB="0" distL="0" distR="0" wp14:anchorId="4190C6F4" wp14:editId="3F7728C9">
-            <wp:extent cx="5731510" cy="615315"/>
-            <wp:effectExtent l="0" t="0" r="2540" b="0"/>
-            <wp:docPr id="13" name="Picture 13"/>
+          <wp:inline distT="0" distB="0" distL="0" distR="0" wp14:anchorId="0B2ACA0D" wp14:editId="3AD284A7">
+            <wp:extent cx="5731510" cy="1289050"/>
+            <wp:effectExtent l="0" t="0" r="2540" b="6350"/>
+            <wp:docPr id="45" name="Picture 45"/>
             <wp:cNvGraphicFramePr>
               <a:graphicFrameLocks xmlns:a="http://schemas.openxmlformats.org/drawingml/2006/main" noChangeAspect="1"/>
             </wp:cNvGraphicFramePr>
@@ -4424,7 +4545,7 @@
                   <pic:spPr>
                     <a:xfrm>
                       <a:off x="0" y="0"/>
-                      <a:ext cx="5731510" cy="615315"/>
+                      <a:ext cx="5731510" cy="1289050"/>
                     </a:xfrm>
                     <a:prstGeom prst="rect">
                       <a:avLst/>
@@ -4439,62 +4560,6 @@
     </w:p>
     <w:p>
       <w:pPr>
-        <w:pStyle w:val="ListParagraph"/>
-        <w:rPr>
-          <w:rFonts w:ascii="Times New Roman" w:hAnsi="Times New Roman" w:cs="Times New Roman"/>
-          <w:b/>
-          <w:bCs/>
-          <w:szCs w:val="24"/>
-        </w:rPr>
-      </w:pPr>
-    </w:p>
-    <w:p>
-      <w:pPr>
-        <w:pStyle w:val="ListParagraph"/>
-        <w:rPr>
-          <w:rFonts w:ascii="Times New Roman" w:hAnsi="Times New Roman" w:cs="Times New Roman"/>
-          <w:b/>
-          <w:bCs/>
-          <w:szCs w:val="24"/>
-        </w:rPr>
-      </w:pPr>
-    </w:p>
-    <w:p>
-      <w:pPr>
-        <w:pStyle w:val="ListParagraph"/>
-        <w:rPr>
-          <w:rFonts w:ascii="Times New Roman" w:hAnsi="Times New Roman" w:cs="Times New Roman"/>
-          <w:b/>
-          <w:bCs/>
-          <w:szCs w:val="24"/>
-        </w:rPr>
-      </w:pPr>
-    </w:p>
-    <w:p>
-      <w:pPr>
-        <w:pStyle w:val="ListParagraph"/>
-        <w:rPr>
-          <w:rFonts w:ascii="Times New Roman" w:hAnsi="Times New Roman" w:cs="Times New Roman"/>
-          <w:b/>
-          <w:bCs/>
-          <w:szCs w:val="24"/>
-        </w:rPr>
-      </w:pPr>
-    </w:p>
-    <w:p>
-      <w:pPr>
-        <w:pStyle w:val="ListParagraph"/>
-        <w:rPr>
-          <w:rFonts w:ascii="Times New Roman" w:hAnsi="Times New Roman" w:cs="Times New Roman"/>
-          <w:b/>
-          <w:bCs/>
-          <w:szCs w:val="24"/>
-        </w:rPr>
-      </w:pPr>
-    </w:p>
-    <w:p>
-      <w:pPr>
-        <w:pStyle w:val="ListParagraph"/>
         <w:rPr>
           <w:rFonts w:ascii="Times New Roman" w:hAnsi="Times New Roman" w:cs="Times New Roman"/>
           <w:b/>
@@ -5737,68 +5802,6 @@
         </w:rPr>
       </w:pPr>
     </w:p>
-    <w:p>
-      <w:pPr>
-        <w:pStyle w:val="ListParagraph"/>
-        <w:rPr>
-          <w:rFonts w:ascii="Times New Roman" w:hAnsi="Times New Roman" w:cs="Times New Roman"/>
-          <w:szCs w:val="24"/>
-        </w:rPr>
-      </w:pPr>
-    </w:p>
-    <w:p>
-      <w:pPr>
-        <w:pStyle w:val="ListParagraph"/>
-        <w:rPr>
-          <w:rFonts w:ascii="Times New Roman" w:hAnsi="Times New Roman" w:cs="Times New Roman"/>
-          <w:szCs w:val="24"/>
-        </w:rPr>
-      </w:pPr>
-    </w:p>
-    <w:p>
-      <w:pPr>
-        <w:rPr>
-          <w:rFonts w:ascii="Times New Roman" w:hAnsi="Times New Roman" w:cs="Times New Roman"/>
-          <w:szCs w:val="24"/>
-        </w:rPr>
-      </w:pPr>
-    </w:p>
-    <w:p>
-      <w:pPr>
-        <w:pStyle w:val="ListParagraph"/>
-        <w:ind w:left="1440"/>
-        <w:rPr>
-          <w:rFonts w:ascii="Times New Roman" w:hAnsi="Times New Roman" w:cs="Times New Roman"/>
-          <w:szCs w:val="24"/>
-        </w:rPr>
-      </w:pPr>
-    </w:p>
-    <w:p>
-      <w:pPr>
-        <w:pStyle w:val="ListParagraph"/>
-        <w:rPr>
-          <w:rFonts w:ascii="Times New Roman" w:hAnsi="Times New Roman" w:cs="Times New Roman"/>
-          <w:szCs w:val="24"/>
-        </w:rPr>
-      </w:pPr>
-    </w:p>
-    <w:p>
-      <w:pPr>
-        <w:pStyle w:val="ListParagraph"/>
-        <w:rPr>
-          <w:rFonts w:ascii="Times New Roman" w:hAnsi="Times New Roman" w:cs="Times New Roman"/>
-          <w:szCs w:val="24"/>
-        </w:rPr>
-      </w:pPr>
-    </w:p>
-    <w:p>
-      <w:pPr>
-        <w:rPr>
-          <w:lang w:val="en-US"/>
-        </w:rPr>
-      </w:pPr>
-    </w:p>
-    <w:p/>
     <w:p/>
     <w:sectPr>
       <w:pgSz w:w="11906" w:h="16838"/>
